--- a/docs/Описание проекта.docx
+++ b/docs/Описание проекта.docx
@@ -15,7 +15,7 @@
         <w:pStyle w:val="a4"/>
       </w:pPr>
       <w:r>
-        <w:t>Приложение позволяет разработчику подключить существующий C#/.NET-проект и автоматически проанализировать его исходный код, структуру проекта, работу с PostgreSQL, EF Core, SQL-запросами и базовыми проблемами безопасности. Результаты сохраняются в системе и отображаются в клиентах: кроссплатформенном desktop-приложении для Windows и Linux, CLI-инструменте и Telegram-боте, сопровождаясь рекомендациями по исправлению.</w:t>
+        <w:t>Приложение позволяет разработчику подключить существующий C#/.NET-проект и автоматически проанализировать его исходный код, структуру проекта, работу с PostgreSQL, EF Core, SQL-запросами и базовыми проблемами безопасности. Результаты сохраняются в системе и отображаются в клиентах: кроссплатформенном desktop-приложении для Windows и Linux, CLI-инструменте и Telegram-боте, сопровождаясь рекомендациями по исправлению. Каталоги клиентских приложений зарезервированы в структуре основного репозитория (src/Desktop, src/Cli, src/Bot), единственным фактически работающим интерактивным клиентом на текущем этапе является встроенный Swagger UI в Web API, а внешние репозитории GitHub предназначены для публикации и независимого распространения клиентских сборок.</w:t>
       </w:r>
     </w:p>
     <w:p>
@@ -33,9 +33,9 @@
         <w:tblLook w:val="04A0" w:firstRow="1" w:lastRow="0" w:firstColumn="1" w:lastColumn="0" w:noHBand="0" w:noVBand="1"/>
       </w:tblPr>
       <w:tblGrid>
-        <w:gridCol w:w="2155"/>
-        <w:gridCol w:w="2763"/>
-        <w:gridCol w:w="4427"/>
+        <w:gridCol w:w="2253"/>
+        <w:gridCol w:w="3557"/>
+        <w:gridCol w:w="3535"/>
       </w:tblGrid>
       <w:tr>
         <w:trPr>
@@ -133,18 +133,7 @@
             <w:hideMark/>
           </w:tcPr>
           <w:p>
-            <w:pPr>
-              <w:pStyle w:val="a4"/>
-              <w:rPr>
-                <w:sz w:val="24"/>
-                <w:szCs w:val="24"/>
-              </w:rPr>
-            </w:pPr>
-            <w:r>
-              <w:rPr>
-                <w:sz w:val="24"/>
-                <w:szCs w:val="24"/>
-              </w:rPr>
+            <w:r>
               <w:t>Desktop-клиент</w:t>
             </w:r>
           </w:p>
@@ -155,18 +144,7 @@
             <w:hideMark/>
           </w:tcPr>
           <w:p>
-            <w:pPr>
-              <w:pStyle w:val="a4"/>
-              <w:rPr>
-                <w:sz w:val="24"/>
-                <w:szCs w:val="24"/>
-              </w:rPr>
-            </w:pPr>
-            <w:r>
-              <w:rPr>
-                <w:sz w:val="24"/>
-                <w:szCs w:val="24"/>
-              </w:rPr>
+            <w:r>
               <w:t>Tauri + React + TypeScript</w:t>
             </w:r>
           </w:p>
@@ -177,26 +155,8 @@
             <w:hideMark/>
           </w:tcPr>
           <w:p>
-            <w:pPr>
-              <w:pStyle w:val="a4"/>
-              <w:rPr>
-                <w:sz w:val="24"/>
-                <w:szCs w:val="24"/>
-              </w:rPr>
-            </w:pPr>
-            <w:r>
-              <w:rPr>
-                <w:sz w:val="24"/>
-                <w:szCs w:val="24"/>
-              </w:rPr>
-              <w:t>К</w:t>
-            </w:r>
-            <w:r>
-              <w:rPr>
-                <w:sz w:val="24"/>
-                <w:szCs w:val="24"/>
-              </w:rPr>
-              <w:t>россплатформенный графический интерфейс для Windows и Linux</w:t>
+            <w:r>
+              <w:t>Кроссплатформенный графический интерфейс (каталог src/Desktop; планируемый компонент с отдельной публикацией)</w:t>
             </w:r>
           </w:p>
         </w:tc>
@@ -208,18 +168,7 @@
             <w:hideMark/>
           </w:tcPr>
           <w:p>
-            <w:pPr>
-              <w:pStyle w:val="a4"/>
-              <w:rPr>
-                <w:sz w:val="24"/>
-                <w:szCs w:val="24"/>
-              </w:rPr>
-            </w:pPr>
-            <w:r>
-              <w:rPr>
-                <w:sz w:val="24"/>
-                <w:szCs w:val="24"/>
-              </w:rPr>
+            <w:r>
               <w:t>CLI-клиент</w:t>
             </w:r>
           </w:p>
@@ -230,18 +179,7 @@
             <w:hideMark/>
           </w:tcPr>
           <w:p>
-            <w:pPr>
-              <w:pStyle w:val="a4"/>
-              <w:rPr>
-                <w:sz w:val="24"/>
-                <w:szCs w:val="24"/>
-              </w:rPr>
-            </w:pPr>
-            <w:r>
-              <w:rPr>
-                <w:sz w:val="24"/>
-                <w:szCs w:val="24"/>
-              </w:rPr>
+            <w:r>
               <w:t>.NET / C#</w:t>
             </w:r>
           </w:p>
@@ -252,26 +190,8 @@
             <w:hideMark/>
           </w:tcPr>
           <w:p>
-            <w:pPr>
-              <w:pStyle w:val="a4"/>
-              <w:rPr>
-                <w:sz w:val="24"/>
-                <w:szCs w:val="24"/>
-              </w:rPr>
-            </w:pPr>
-            <w:r>
-              <w:rPr>
-                <w:sz w:val="24"/>
-                <w:szCs w:val="24"/>
-              </w:rPr>
-              <w:t>А</w:t>
-            </w:r>
-            <w:r>
-              <w:rPr>
-                <w:sz w:val="24"/>
-                <w:szCs w:val="24"/>
-              </w:rPr>
-              <w:t>втоматизация анализа и интеграция с процессом разработки</w:t>
+            <w:r>
+              <w:t>Консольный интерфейс для автоматизации и локального анализа (каталог src/Cli; целевой компонент MVP)</w:t>
             </w:r>
           </w:p>
         </w:tc>
@@ -282,85 +202,71 @@
             <w:tcW w:w="0" w:type="auto"/>
           </w:tcPr>
           <w:p>
+            <w:r>
+              <w:t>Telegram-бот</w:t>
+            </w:r>
+          </w:p>
+        </w:tc>
+        <w:tc>
+          <w:tcPr>
+            <w:tcW w:w="0" w:type="auto"/>
+          </w:tcPr>
+          <w:p>
+            <w:r>
+              <w:t>.NET / Telegram.Bot</w:t>
+            </w:r>
+          </w:p>
+        </w:tc>
+        <w:tc>
+          <w:tcPr>
+            <w:tcW w:w="0" w:type="auto"/>
+          </w:tcPr>
+          <w:p>
+            <w:r>
+              <w:t>Уведомления о статусе анализа и базовые команды (каталог src/Bot; планируемый компонент)</w:t>
+            </w:r>
+          </w:p>
+        </w:tc>
+      </w:tr>
+      <w:tr>
+        <w:tc>
+          <w:tcPr>
+            <w:tcW w:w="0" w:type="auto"/>
+            <w:hideMark/>
+          </w:tcPr>
+          <w:p>
+            <w:r>
+              <w:t>Backend</w:t>
+            </w:r>
+          </w:p>
+        </w:tc>
+        <w:tc>
+          <w:tcPr>
+            <w:tcW w:w="0" w:type="auto"/>
+            <w:hideMark/>
+          </w:tcPr>
+          <w:p>
             <w:pPr>
-              <w:pStyle w:val="a4"/>
               <w:rPr>
-                <w:sz w:val="24"/>
-                <w:szCs w:val="24"/>
-              </w:rPr>
-            </w:pPr>
-            <w:r>
-              <w:rPr>
-                <w:sz w:val="24"/>
-                <w:szCs w:val="24"/>
-              </w:rPr>
-              <w:t>Telegram</w:t>
-            </w:r>
-            <w:r>
-              <w:rPr>
-                <w:sz w:val="24"/>
-                <w:szCs w:val="24"/>
-                <w:lang w:val="en-US"/>
-              </w:rPr>
-              <w:t>-</w:t>
-            </w:r>
-            <w:r>
-              <w:rPr>
-                <w:sz w:val="24"/>
-                <w:szCs w:val="24"/>
-              </w:rPr>
-              <w:t>бот</w:t>
-            </w:r>
-          </w:p>
-        </w:tc>
-        <w:tc>
-          <w:tcPr>
-            <w:tcW w:w="0" w:type="auto"/>
-          </w:tcPr>
-          <w:p>
-            <w:pPr>
-              <w:pStyle w:val="a4"/>
-              <w:rPr>
-                <w:sz w:val="24"/>
-                <w:szCs w:val="24"/>
                 <w:lang w:val="en-US"/>
               </w:rPr>
             </w:pPr>
             <w:r>
               <w:rPr>
-                <w:sz w:val="24"/>
-                <w:szCs w:val="24"/>
                 <w:lang w:val="en-US"/>
               </w:rPr>
-              <w:t>.NET/C#/Telegram.Bot</w:t>
-            </w:r>
-          </w:p>
-        </w:tc>
-        <w:tc>
-          <w:tcPr>
-            <w:tcW w:w="0" w:type="auto"/>
-          </w:tcPr>
-          <w:p>
-            <w:pPr>
-              <w:pStyle w:val="a4"/>
-              <w:rPr>
-                <w:sz w:val="24"/>
-                <w:szCs w:val="24"/>
-              </w:rPr>
-            </w:pPr>
-            <w:r>
-              <w:rPr>
-                <w:sz w:val="24"/>
-                <w:szCs w:val="24"/>
-              </w:rPr>
-              <w:t>П</w:t>
-            </w:r>
-            <w:r>
-              <w:rPr>
-                <w:sz w:val="24"/>
-                <w:szCs w:val="24"/>
-              </w:rPr>
-              <w:t>озволяет получать уведомления о завершении анализа, новых критических проблемах и изменении состояния проекта, а также запускать основные операции с помощью команд</w:t>
+              <w:t>ASP.NET Core Web API (.NET 10)</w:t>
+            </w:r>
+          </w:p>
+        </w:tc>
+        <w:tc>
+          <w:tcPr>
+            <w:tcW w:w="0" w:type="auto"/>
+            <w:hideMark/>
+          </w:tcPr>
+          <w:p>
+            <w:r>
+              <w:t>Центральный сервер приложения, оркестрация анализа, REST API, Swagger UI (реализован)</w:t>
             </w:r>
           </w:p>
         </w:tc>
@@ -372,65 +278,30 @@
             <w:hideMark/>
           </w:tcPr>
           <w:p>
-            <w:pPr>
-              <w:pStyle w:val="a4"/>
-              <w:rPr>
-                <w:sz w:val="24"/>
-                <w:szCs w:val="24"/>
-              </w:rPr>
-            </w:pPr>
-            <w:r>
-              <w:rPr>
-                <w:sz w:val="24"/>
-                <w:szCs w:val="24"/>
-              </w:rPr>
-              <w:t>Backend</w:t>
-            </w:r>
-          </w:p>
-        </w:tc>
-        <w:tc>
-          <w:tcPr>
-            <w:tcW w:w="0" w:type="auto"/>
-            <w:hideMark/>
-          </w:tcPr>
-          <w:p>
-            <w:pPr>
-              <w:pStyle w:val="a4"/>
-              <w:rPr>
-                <w:sz w:val="24"/>
-                <w:szCs w:val="24"/>
-                <w:lang w:val="en-US"/>
-              </w:rPr>
-            </w:pPr>
-            <w:r>
-              <w:rPr>
-                <w:sz w:val="24"/>
-                <w:szCs w:val="24"/>
-                <w:lang w:val="en-US"/>
-              </w:rPr>
-              <w:t>ASP.NET Core Web API</w:t>
-            </w:r>
-          </w:p>
-        </w:tc>
-        <w:tc>
-          <w:tcPr>
-            <w:tcW w:w="0" w:type="auto"/>
-            <w:hideMark/>
-          </w:tcPr>
-          <w:p>
-            <w:pPr>
-              <w:pStyle w:val="a4"/>
-              <w:rPr>
-                <w:sz w:val="24"/>
-                <w:szCs w:val="24"/>
-              </w:rPr>
-            </w:pPr>
-            <w:r>
-              <w:rPr>
-                <w:sz w:val="24"/>
-                <w:szCs w:val="24"/>
-              </w:rPr>
-              <w:t>Центральный сервер приложения</w:t>
+            <w:r>
+              <w:t>Язык</w:t>
+            </w:r>
+          </w:p>
+        </w:tc>
+        <w:tc>
+          <w:tcPr>
+            <w:tcW w:w="0" w:type="auto"/>
+            <w:hideMark/>
+          </w:tcPr>
+          <w:p>
+            <w:r>
+              <w:t>C#, TypeScript</w:t>
+            </w:r>
+          </w:p>
+        </w:tc>
+        <w:tc>
+          <w:tcPr>
+            <w:tcW w:w="0" w:type="auto"/>
+            <w:hideMark/>
+          </w:tcPr>
+          <w:p>
+            <w:r>
+              <w:t>Серверная часть, анализаторы и клиенты</w:t>
             </w:r>
           </w:p>
         </w:tc>
@@ -442,79 +313,31 @@
             <w:hideMark/>
           </w:tcPr>
           <w:p>
-            <w:pPr>
-              <w:pStyle w:val="a4"/>
-              <w:rPr>
-                <w:sz w:val="24"/>
-                <w:szCs w:val="24"/>
-              </w:rPr>
-            </w:pPr>
-            <w:r>
-              <w:rPr>
-                <w:sz w:val="24"/>
-                <w:szCs w:val="24"/>
-              </w:rPr>
-              <w:t>Язык</w:t>
-            </w:r>
-          </w:p>
-        </w:tc>
-        <w:tc>
-          <w:tcPr>
-            <w:tcW w:w="0" w:type="auto"/>
-            <w:hideMark/>
-          </w:tcPr>
-          <w:p>
-            <w:pPr>
-              <w:pStyle w:val="a4"/>
-              <w:rPr>
-                <w:sz w:val="24"/>
-                <w:szCs w:val="24"/>
-                <w:lang w:val="en-US"/>
-              </w:rPr>
-            </w:pPr>
-            <w:r>
-              <w:rPr>
-                <w:sz w:val="24"/>
-                <w:szCs w:val="24"/>
-              </w:rPr>
-              <w:t>C#</w:t>
-            </w:r>
-            <w:r>
-              <w:rPr>
-                <w:sz w:val="24"/>
-                <w:szCs w:val="24"/>
-              </w:rPr>
-              <w:t xml:space="preserve">, </w:t>
-            </w:r>
-            <w:r>
-              <w:rPr>
-                <w:sz w:val="24"/>
-                <w:szCs w:val="24"/>
-                <w:lang w:val="en-US"/>
-              </w:rPr>
-              <w:t>TypeScript</w:t>
-            </w:r>
-          </w:p>
-        </w:tc>
-        <w:tc>
-          <w:tcPr>
-            <w:tcW w:w="0" w:type="auto"/>
-            <w:hideMark/>
-          </w:tcPr>
-          <w:p>
-            <w:pPr>
-              <w:pStyle w:val="a4"/>
-              <w:rPr>
-                <w:sz w:val="24"/>
-                <w:szCs w:val="24"/>
-              </w:rPr>
-            </w:pPr>
-            <w:r>
-              <w:rPr>
-                <w:sz w:val="24"/>
-                <w:szCs w:val="24"/>
-              </w:rPr>
-              <w:t>Клиент, сервер и анализаторы</w:t>
+            <w:r>
+              <w:lastRenderedPageBreak/>
+              <w:t>БД</w:t>
+            </w:r>
+          </w:p>
+        </w:tc>
+        <w:tc>
+          <w:tcPr>
+            <w:tcW w:w="0" w:type="auto"/>
+            <w:hideMark/>
+          </w:tcPr>
+          <w:p>
+            <w:r>
+              <w:t>PostgreSQL 17</w:t>
+            </w:r>
+          </w:p>
+        </w:tc>
+        <w:tc>
+          <w:tcPr>
+            <w:tcW w:w="0" w:type="auto"/>
+            <w:hideMark/>
+          </w:tcPr>
+          <w:p>
+            <w:r>
+              <w:t>Хранение пользователей, проектов, коммитов, задач анализа и замечаний (схема 3НФ, реализован)</w:t>
             </w:r>
           </w:p>
         </w:tc>
@@ -526,63 +349,30 @@
             <w:hideMark/>
           </w:tcPr>
           <w:p>
-            <w:pPr>
-              <w:pStyle w:val="a4"/>
-              <w:rPr>
-                <w:sz w:val="24"/>
-                <w:szCs w:val="24"/>
-              </w:rPr>
-            </w:pPr>
-            <w:r>
-              <w:rPr>
-                <w:sz w:val="24"/>
-                <w:szCs w:val="24"/>
-              </w:rPr>
-              <w:t>БД</w:t>
-            </w:r>
-          </w:p>
-        </w:tc>
-        <w:tc>
-          <w:tcPr>
-            <w:tcW w:w="0" w:type="auto"/>
-            <w:hideMark/>
-          </w:tcPr>
-          <w:p>
-            <w:pPr>
-              <w:pStyle w:val="a4"/>
-              <w:rPr>
-                <w:sz w:val="24"/>
-                <w:szCs w:val="24"/>
-              </w:rPr>
-            </w:pPr>
-            <w:r>
-              <w:rPr>
-                <w:sz w:val="24"/>
-                <w:szCs w:val="24"/>
-              </w:rPr>
-              <w:t>PostgreSQL</w:t>
-            </w:r>
-          </w:p>
-        </w:tc>
-        <w:tc>
-          <w:tcPr>
-            <w:tcW w:w="0" w:type="auto"/>
-            <w:hideMark/>
-          </w:tcPr>
-          <w:p>
-            <w:pPr>
-              <w:pStyle w:val="a4"/>
-              <w:rPr>
-                <w:sz w:val="24"/>
-                <w:szCs w:val="24"/>
-              </w:rPr>
-            </w:pPr>
-            <w:r>
-              <w:rPr>
-                <w:sz w:val="24"/>
-                <w:szCs w:val="24"/>
-              </w:rPr>
-              <w:t>Хранение проектов, результатов анализа, пользователей, настроек и истории</w:t>
+            <w:r>
+              <w:t>ORM</w:t>
+            </w:r>
+          </w:p>
+        </w:tc>
+        <w:tc>
+          <w:tcPr>
+            <w:tcW w:w="0" w:type="auto"/>
+            <w:hideMark/>
+          </w:tcPr>
+          <w:p>
+            <w:r>
+              <w:t>Entity Framework Core 10</w:t>
+            </w:r>
+          </w:p>
+        </w:tc>
+        <w:tc>
+          <w:tcPr>
+            <w:tcW w:w="0" w:type="auto"/>
+            <w:hideMark/>
+          </w:tcPr>
+          <w:p>
+            <w:r>
+              <w:t>Работа API с PostgreSQL (Npgsql), Code-First миграции (реализован)</w:t>
             </w:r>
           </w:p>
         </w:tc>
@@ -594,63 +384,30 @@
             <w:hideMark/>
           </w:tcPr>
           <w:p>
-            <w:pPr>
-              <w:pStyle w:val="a4"/>
-              <w:rPr>
-                <w:sz w:val="24"/>
-                <w:szCs w:val="24"/>
-              </w:rPr>
-            </w:pPr>
-            <w:r>
-              <w:rPr>
-                <w:sz w:val="24"/>
-                <w:szCs w:val="24"/>
-              </w:rPr>
-              <w:t>ORM</w:t>
-            </w:r>
-          </w:p>
-        </w:tc>
-        <w:tc>
-          <w:tcPr>
-            <w:tcW w:w="0" w:type="auto"/>
-            <w:hideMark/>
-          </w:tcPr>
-          <w:p>
-            <w:pPr>
-              <w:pStyle w:val="a4"/>
-              <w:rPr>
-                <w:sz w:val="24"/>
-                <w:szCs w:val="24"/>
-              </w:rPr>
-            </w:pPr>
-            <w:r>
-              <w:rPr>
-                <w:sz w:val="24"/>
-                <w:szCs w:val="24"/>
-              </w:rPr>
-              <w:t>Entity Framework Core</w:t>
-            </w:r>
-          </w:p>
-        </w:tc>
-        <w:tc>
-          <w:tcPr>
-            <w:tcW w:w="0" w:type="auto"/>
-            <w:hideMark/>
-          </w:tcPr>
-          <w:p>
-            <w:pPr>
-              <w:pStyle w:val="a4"/>
-              <w:rPr>
-                <w:sz w:val="24"/>
-                <w:szCs w:val="24"/>
-              </w:rPr>
-            </w:pPr>
-            <w:r>
-              <w:rPr>
-                <w:sz w:val="24"/>
-                <w:szCs w:val="24"/>
-              </w:rPr>
-              <w:t>Работа API с PostgreSQL</w:t>
+            <w:r>
+              <w:t>Авторизация</w:t>
+            </w:r>
+          </w:p>
+        </w:tc>
+        <w:tc>
+          <w:tcPr>
+            <w:tcW w:w="0" w:type="auto"/>
+            <w:hideMark/>
+          </w:tcPr>
+          <w:p>
+            <w:r>
+              <w:t>JWT (Bearer tokens)</w:t>
+            </w:r>
+          </w:p>
+        </w:tc>
+        <w:tc>
+          <w:tcPr>
+            <w:tcW w:w="0" w:type="auto"/>
+            <w:hideMark/>
+          </w:tcPr>
+          <w:p>
+            <w:r>
+              <w:t>Аутентификация и ролевой доступ (Admin, User) (реализован)</w:t>
             </w:r>
           </w:p>
         </w:tc>
@@ -662,63 +419,30 @@
             <w:hideMark/>
           </w:tcPr>
           <w:p>
-            <w:pPr>
-              <w:pStyle w:val="a4"/>
-              <w:rPr>
-                <w:sz w:val="24"/>
-                <w:szCs w:val="24"/>
-              </w:rPr>
-            </w:pPr>
-            <w:r>
-              <w:rPr>
-                <w:sz w:val="24"/>
-                <w:szCs w:val="24"/>
-              </w:rPr>
-              <w:t>Авторизация</w:t>
-            </w:r>
-          </w:p>
-        </w:tc>
-        <w:tc>
-          <w:tcPr>
-            <w:tcW w:w="0" w:type="auto"/>
-            <w:hideMark/>
-          </w:tcPr>
-          <w:p>
-            <w:pPr>
-              <w:pStyle w:val="a4"/>
-              <w:rPr>
-                <w:sz w:val="24"/>
-                <w:szCs w:val="24"/>
-              </w:rPr>
-            </w:pPr>
-            <w:r>
-              <w:rPr>
-                <w:sz w:val="24"/>
-                <w:szCs w:val="24"/>
-              </w:rPr>
-              <w:t>JWT + Refresh Token</w:t>
-            </w:r>
-          </w:p>
-        </w:tc>
-        <w:tc>
-          <w:tcPr>
-            <w:tcW w:w="0" w:type="auto"/>
-            <w:hideMark/>
-          </w:tcPr>
-          <w:p>
-            <w:pPr>
-              <w:pStyle w:val="a4"/>
-              <w:rPr>
-                <w:sz w:val="24"/>
-                <w:szCs w:val="24"/>
-              </w:rPr>
-            </w:pPr>
-            <w:r>
-              <w:rPr>
-                <w:sz w:val="24"/>
-                <w:szCs w:val="24"/>
-              </w:rPr>
-              <w:t>Аутентификация пользователей</w:t>
+            <w:r>
+              <w:t>Пароли</w:t>
+            </w:r>
+          </w:p>
+        </w:tc>
+        <w:tc>
+          <w:tcPr>
+            <w:tcW w:w="0" w:type="auto"/>
+            <w:hideMark/>
+          </w:tcPr>
+          <w:p>
+            <w:r>
+              <w:t>BCrypt / ASP.NET Core</w:t>
+            </w:r>
+          </w:p>
+        </w:tc>
+        <w:tc>
+          <w:tcPr>
+            <w:tcW w:w="0" w:type="auto"/>
+            <w:hideMark/>
+          </w:tcPr>
+          <w:p>
+            <w:r>
+              <w:t>Безопасное хеширование паролей пользователей (реализован)</w:t>
             </w:r>
           </w:p>
         </w:tc>
@@ -730,65 +454,30 @@
             <w:hideMark/>
           </w:tcPr>
           <w:p>
-            <w:pPr>
-              <w:pStyle w:val="a4"/>
-              <w:rPr>
-                <w:sz w:val="24"/>
-                <w:szCs w:val="24"/>
-              </w:rPr>
-            </w:pPr>
-            <w:r>
-              <w:rPr>
-                <w:sz w:val="24"/>
-                <w:szCs w:val="24"/>
-              </w:rPr>
-              <w:t>Пароли</w:t>
-            </w:r>
-          </w:p>
-        </w:tc>
-        <w:tc>
-          <w:tcPr>
-            <w:tcW w:w="0" w:type="auto"/>
-            <w:hideMark/>
-          </w:tcPr>
-          <w:p>
-            <w:pPr>
-              <w:pStyle w:val="a4"/>
-              <w:rPr>
-                <w:sz w:val="24"/>
-                <w:szCs w:val="24"/>
-                <w:lang w:val="en-US"/>
-              </w:rPr>
-            </w:pPr>
-            <w:r>
-              <w:rPr>
-                <w:sz w:val="24"/>
-                <w:szCs w:val="24"/>
-                <w:lang w:val="en-US"/>
-              </w:rPr>
-              <w:t>ASP.NET Core Identity / BCrypt</w:t>
-            </w:r>
-          </w:p>
-        </w:tc>
-        <w:tc>
-          <w:tcPr>
-            <w:tcW w:w="0" w:type="auto"/>
-            <w:hideMark/>
-          </w:tcPr>
-          <w:p>
-            <w:pPr>
-              <w:pStyle w:val="a4"/>
-              <w:rPr>
-                <w:sz w:val="24"/>
-                <w:szCs w:val="24"/>
-              </w:rPr>
-            </w:pPr>
-            <w:r>
-              <w:rPr>
-                <w:sz w:val="24"/>
-                <w:szCs w:val="24"/>
-              </w:rPr>
-              <w:t>Безопасное хранение паролей</w:t>
+            <w:r>
+              <w:t>Внешняя интеграция</w:t>
+            </w:r>
+          </w:p>
+        </w:tc>
+        <w:tc>
+          <w:tcPr>
+            <w:tcW w:w="0" w:type="auto"/>
+            <w:hideMark/>
+          </w:tcPr>
+          <w:p>
+            <w:r>
+              <w:t>GitHub REST API</w:t>
+            </w:r>
+          </w:p>
+        </w:tc>
+        <w:tc>
+          <w:tcPr>
+            <w:tcW w:w="0" w:type="auto"/>
+            <w:hideMark/>
+          </w:tcPr>
+          <w:p>
+            <w:r>
+              <w:t>Получение метаданных коммитов и загрузка архивов исходного кода (реализован)</w:t>
             </w:r>
           </w:p>
         </w:tc>
@@ -800,63 +489,30 @@
             <w:hideMark/>
           </w:tcPr>
           <w:p>
-            <w:pPr>
-              <w:pStyle w:val="a4"/>
-              <w:rPr>
-                <w:sz w:val="24"/>
-                <w:szCs w:val="24"/>
-              </w:rPr>
-            </w:pPr>
-            <w:r>
-              <w:rPr>
-                <w:sz w:val="24"/>
-                <w:szCs w:val="24"/>
-              </w:rPr>
-              <w:t>Внешняя интеграция</w:t>
-            </w:r>
-          </w:p>
-        </w:tc>
-        <w:tc>
-          <w:tcPr>
-            <w:tcW w:w="0" w:type="auto"/>
-            <w:hideMark/>
-          </w:tcPr>
-          <w:p>
-            <w:pPr>
-              <w:pStyle w:val="a4"/>
-              <w:rPr>
-                <w:sz w:val="24"/>
-                <w:szCs w:val="24"/>
-              </w:rPr>
-            </w:pPr>
-            <w:r>
-              <w:rPr>
-                <w:sz w:val="24"/>
-                <w:szCs w:val="24"/>
-              </w:rPr>
-              <w:t>GitHub REST API</w:t>
-            </w:r>
-          </w:p>
-        </w:tc>
-        <w:tc>
-          <w:tcPr>
-            <w:tcW w:w="0" w:type="auto"/>
-            <w:hideMark/>
-          </w:tcPr>
-          <w:p>
-            <w:pPr>
-              <w:pStyle w:val="a4"/>
-              <w:rPr>
-                <w:sz w:val="24"/>
-                <w:szCs w:val="24"/>
-              </w:rPr>
-            </w:pPr>
-            <w:r>
-              <w:rPr>
-                <w:sz w:val="24"/>
-                <w:szCs w:val="24"/>
-              </w:rPr>
-              <w:t>Получение репозиториев и информации о них</w:t>
+            <w:r>
+              <w:t>Анализ C#</w:t>
+            </w:r>
+          </w:p>
+        </w:tc>
+        <w:tc>
+          <w:tcPr>
+            <w:tcW w:w="0" w:type="auto"/>
+            <w:hideMark/>
+          </w:tcPr>
+          <w:p>
+            <w:r>
+              <w:t>Roslyn</w:t>
+            </w:r>
+          </w:p>
+        </w:tc>
+        <w:tc>
+          <w:tcPr>
+            <w:tcW w:w="0" w:type="auto"/>
+            <w:hideMark/>
+          </w:tcPr>
+          <w:p>
+            <w:r>
+              <w:t>Синтаксический анализ C#, правила CSHARP001 и CSHARP002 (реализован)</w:t>
             </w:r>
           </w:p>
         </w:tc>
@@ -868,63 +524,30 @@
             <w:hideMark/>
           </w:tcPr>
           <w:p>
-            <w:pPr>
-              <w:pStyle w:val="a4"/>
-              <w:rPr>
-                <w:sz w:val="24"/>
-                <w:szCs w:val="24"/>
-              </w:rPr>
-            </w:pPr>
-            <w:r>
-              <w:rPr>
-                <w:sz w:val="24"/>
-                <w:szCs w:val="24"/>
-              </w:rPr>
-              <w:t>Анализ C#</w:t>
-            </w:r>
-          </w:p>
-        </w:tc>
-        <w:tc>
-          <w:tcPr>
-            <w:tcW w:w="0" w:type="auto"/>
-            <w:hideMark/>
-          </w:tcPr>
-          <w:p>
-            <w:pPr>
-              <w:pStyle w:val="a4"/>
-              <w:rPr>
-                <w:sz w:val="24"/>
-                <w:szCs w:val="24"/>
-              </w:rPr>
-            </w:pPr>
-            <w:r>
-              <w:rPr>
-                <w:sz w:val="24"/>
-                <w:szCs w:val="24"/>
-              </w:rPr>
-              <w:t>Roslyn</w:t>
-            </w:r>
-          </w:p>
-        </w:tc>
-        <w:tc>
-          <w:tcPr>
-            <w:tcW w:w="0" w:type="auto"/>
-            <w:hideMark/>
-          </w:tcPr>
-          <w:p>
-            <w:pPr>
-              <w:pStyle w:val="a4"/>
-              <w:rPr>
-                <w:sz w:val="24"/>
-                <w:szCs w:val="24"/>
-              </w:rPr>
-            </w:pPr>
-            <w:r>
-              <w:rPr>
-                <w:sz w:val="24"/>
-                <w:szCs w:val="24"/>
-              </w:rPr>
-              <w:t>Разбор исходного кода C# и поиск проблем</w:t>
+            <w:r>
+              <w:t>Анализ БД</w:t>
+            </w:r>
+          </w:p>
+        </w:tc>
+        <w:tc>
+          <w:tcPr>
+            <w:tcW w:w="0" w:type="auto"/>
+            <w:hideMark/>
+          </w:tcPr>
+          <w:p>
+            <w:r>
+              <w:t>EF Core Metadata</w:t>
+            </w:r>
+          </w:p>
+        </w:tc>
+        <w:tc>
+          <w:tcPr>
+            <w:tcW w:w="0" w:type="auto"/>
+            <w:hideMark/>
+          </w:tcPr>
+          <w:p>
+            <w:r>
+              <w:t>Проверка метаданных проектных моделей EF Core, правила DB01–DB05 (реализован)</w:t>
             </w:r>
           </w:p>
         </w:tc>
@@ -936,63 +559,30 @@
             <w:hideMark/>
           </w:tcPr>
           <w:p>
-            <w:pPr>
-              <w:pStyle w:val="a4"/>
-              <w:rPr>
-                <w:sz w:val="24"/>
-                <w:szCs w:val="24"/>
-              </w:rPr>
-            </w:pPr>
-            <w:r>
-              <w:rPr>
-                <w:sz w:val="24"/>
-                <w:szCs w:val="24"/>
-              </w:rPr>
-              <w:t>Анализ БД</w:t>
-            </w:r>
-          </w:p>
-        </w:tc>
-        <w:tc>
-          <w:tcPr>
-            <w:tcW w:w="0" w:type="auto"/>
-            <w:hideMark/>
-          </w:tcPr>
-          <w:p>
-            <w:pPr>
-              <w:pStyle w:val="a4"/>
-              <w:rPr>
-                <w:sz w:val="24"/>
-                <w:szCs w:val="24"/>
-              </w:rPr>
-            </w:pPr>
-            <w:r>
-              <w:rPr>
-                <w:sz w:val="24"/>
-                <w:szCs w:val="24"/>
-              </w:rPr>
-              <w:t>EF Core metadata + собственные правила</w:t>
-            </w:r>
-          </w:p>
-        </w:tc>
-        <w:tc>
-          <w:tcPr>
-            <w:tcW w:w="0" w:type="auto"/>
-            <w:hideMark/>
-          </w:tcPr>
-          <w:p>
-            <w:pPr>
-              <w:pStyle w:val="a4"/>
-              <w:rPr>
-                <w:sz w:val="24"/>
-                <w:szCs w:val="24"/>
-              </w:rPr>
-            </w:pPr>
-            <w:r>
-              <w:rPr>
-                <w:sz w:val="24"/>
-                <w:szCs w:val="24"/>
-              </w:rPr>
-              <w:t>Проверка структуры БД и моделей</w:t>
+            <w:r>
+              <w:t>Анализ SQL</w:t>
+            </w:r>
+          </w:p>
+        </w:tc>
+        <w:tc>
+          <w:tcPr>
+            <w:tcW w:w="0" w:type="auto"/>
+            <w:hideMark/>
+          </w:tcPr>
+          <w:p>
+            <w:r>
+              <w:t>Roslyn (статический анализ C#)</w:t>
+            </w:r>
+          </w:p>
+        </w:tc>
+        <w:tc>
+          <w:tcPr>
+            <w:tcW w:w="0" w:type="auto"/>
+            <w:hideMark/>
+          </w:tcPr>
+          <w:p>
+            <w:r>
+              <w:t>Поиск небезопасной конкатенации/интерполяции (SQL001) и SELECT * (SQL002) (целевой компонент MVP)</w:t>
             </w:r>
           </w:p>
         </w:tc>
@@ -1004,63 +594,30 @@
             <w:hideMark/>
           </w:tcPr>
           <w:p>
-            <w:pPr>
-              <w:pStyle w:val="a4"/>
-              <w:rPr>
-                <w:sz w:val="24"/>
-                <w:szCs w:val="24"/>
-              </w:rPr>
-            </w:pPr>
-            <w:r>
-              <w:rPr>
-                <w:sz w:val="24"/>
-                <w:szCs w:val="24"/>
-              </w:rPr>
-              <w:t>Анализ SQL</w:t>
-            </w:r>
-          </w:p>
-        </w:tc>
-        <w:tc>
-          <w:tcPr>
-            <w:tcW w:w="0" w:type="auto"/>
-            <w:hideMark/>
-          </w:tcPr>
-          <w:p>
-            <w:pPr>
-              <w:pStyle w:val="a4"/>
-              <w:rPr>
-                <w:sz w:val="24"/>
-                <w:szCs w:val="24"/>
-              </w:rPr>
-            </w:pPr>
-            <w:r>
-              <w:rPr>
-                <w:sz w:val="24"/>
-                <w:szCs w:val="24"/>
-              </w:rPr>
-              <w:t>перехват SQL EF Core + собственные правила</w:t>
-            </w:r>
-          </w:p>
-        </w:tc>
-        <w:tc>
-          <w:tcPr>
-            <w:tcW w:w="0" w:type="auto"/>
-            <w:hideMark/>
-          </w:tcPr>
-          <w:p>
-            <w:pPr>
-              <w:pStyle w:val="a4"/>
-              <w:rPr>
-                <w:sz w:val="24"/>
-                <w:szCs w:val="24"/>
-              </w:rPr>
-            </w:pPr>
-            <w:r>
-              <w:rPr>
-                <w:sz w:val="24"/>
-                <w:szCs w:val="24"/>
-              </w:rPr>
-              <w:t>Поиск лишних и повторяющихся запросов, N+1 и т.д.</w:t>
+            <w:r>
+              <w:t>Фоновые задачи</w:t>
+            </w:r>
+          </w:p>
+        </w:tc>
+        <w:tc>
+          <w:tcPr>
+            <w:tcW w:w="0" w:type="auto"/>
+            <w:hideMark/>
+          </w:tcPr>
+          <w:p>
+            <w:r>
+              <w:t>BackgroundService + PostgreSQL</w:t>
+            </w:r>
+          </w:p>
+        </w:tc>
+        <w:tc>
+          <w:tcPr>
+            <w:tcW w:w="0" w:type="auto"/>
+            <w:hideMark/>
+          </w:tcPr>
+          <w:p>
+            <w:r>
+              <w:t>Фоновая обработка задач анализа с долговременным хранением в БД (целевой MVP; в текущей версии синхронный вызов)</w:t>
             </w:r>
           </w:p>
         </w:tc>
@@ -1072,65 +629,30 @@
             <w:hideMark/>
           </w:tcPr>
           <w:p>
-            <w:pPr>
-              <w:pStyle w:val="a4"/>
-              <w:rPr>
-                <w:sz w:val="24"/>
-                <w:szCs w:val="24"/>
-              </w:rPr>
-            </w:pPr>
-            <w:r>
-              <w:rPr>
-                <w:sz w:val="24"/>
-                <w:szCs w:val="24"/>
-              </w:rPr>
-              <w:t>Фоновые задачи</w:t>
-            </w:r>
-          </w:p>
-        </w:tc>
-        <w:tc>
-          <w:tcPr>
-            <w:tcW w:w="0" w:type="auto"/>
-            <w:hideMark/>
-          </w:tcPr>
-          <w:p>
-            <w:pPr>
-              <w:pStyle w:val="a4"/>
-              <w:rPr>
-                <w:sz w:val="24"/>
-                <w:szCs w:val="24"/>
-                <w:lang w:val="en-US"/>
-              </w:rPr>
-            </w:pPr>
-            <w:r>
-              <w:rPr>
-                <w:sz w:val="24"/>
-                <w:szCs w:val="24"/>
-                <w:lang w:val="en-US"/>
-              </w:rPr>
-              <w:t>ASP.NET Core Hosted Services</w:t>
-            </w:r>
-          </w:p>
-        </w:tc>
-        <w:tc>
-          <w:tcPr>
-            <w:tcW w:w="0" w:type="auto"/>
-            <w:hideMark/>
-          </w:tcPr>
-          <w:p>
-            <w:pPr>
-              <w:pStyle w:val="a4"/>
-              <w:rPr>
-                <w:sz w:val="24"/>
-                <w:szCs w:val="24"/>
-              </w:rPr>
-            </w:pPr>
-            <w:r>
-              <w:rPr>
-                <w:sz w:val="24"/>
-                <w:szCs w:val="24"/>
-              </w:rPr>
-              <w:t>Автоматический запуск анализа и синхронизации</w:t>
+            <w:r>
+              <w:t>Контейнеризация</w:t>
+            </w:r>
+          </w:p>
+        </w:tc>
+        <w:tc>
+          <w:tcPr>
+            <w:tcW w:w="0" w:type="auto"/>
+            <w:hideMark/>
+          </w:tcPr>
+          <w:p>
+            <w:r>
+              <w:t>Docker Compose</w:t>
+            </w:r>
+          </w:p>
+        </w:tc>
+        <w:tc>
+          <w:tcPr>
+            <w:tcW w:w="0" w:type="auto"/>
+            <w:hideMark/>
+          </w:tcPr>
+          <w:p>
+            <w:r>
+              <w:t>Развёртывание СУБД PostgreSQL 17 (реализован)</w:t>
             </w:r>
           </w:p>
         </w:tc>
@@ -1142,63 +664,30 @@
             <w:hideMark/>
           </w:tcPr>
           <w:p>
-            <w:pPr>
-              <w:pStyle w:val="a4"/>
-              <w:rPr>
-                <w:sz w:val="24"/>
-                <w:szCs w:val="24"/>
-              </w:rPr>
-            </w:pPr>
-            <w:r>
-              <w:rPr>
-                <w:sz w:val="24"/>
-                <w:szCs w:val="24"/>
-              </w:rPr>
-              <w:t>Контейнеризация</w:t>
-            </w:r>
-          </w:p>
-        </w:tc>
-        <w:tc>
-          <w:tcPr>
-            <w:tcW w:w="0" w:type="auto"/>
-            <w:hideMark/>
-          </w:tcPr>
-          <w:p>
-            <w:pPr>
-              <w:pStyle w:val="a4"/>
-              <w:rPr>
-                <w:sz w:val="24"/>
-                <w:szCs w:val="24"/>
-              </w:rPr>
-            </w:pPr>
-            <w:r>
-              <w:rPr>
-                <w:sz w:val="24"/>
-                <w:szCs w:val="24"/>
-              </w:rPr>
-              <w:t>Docker + Docker Compose</w:t>
-            </w:r>
-          </w:p>
-        </w:tc>
-        <w:tc>
-          <w:tcPr>
-            <w:tcW w:w="0" w:type="auto"/>
-            <w:hideMark/>
-          </w:tcPr>
-          <w:p>
-            <w:pPr>
-              <w:pStyle w:val="a4"/>
-              <w:rPr>
-                <w:sz w:val="24"/>
-                <w:szCs w:val="24"/>
-              </w:rPr>
-            </w:pPr>
-            <w:r>
-              <w:rPr>
-                <w:sz w:val="24"/>
-                <w:szCs w:val="24"/>
-              </w:rPr>
-              <w:t>Запуск API и PostgreSQL</w:t>
+            <w:r>
+              <w:t>Документация API</w:t>
+            </w:r>
+          </w:p>
+        </w:tc>
+        <w:tc>
+          <w:tcPr>
+            <w:tcW w:w="0" w:type="auto"/>
+            <w:hideMark/>
+          </w:tcPr>
+          <w:p>
+            <w:r>
+              <w:t>Swagger / OpenAPI 3.0</w:t>
+            </w:r>
+          </w:p>
+        </w:tc>
+        <w:tc>
+          <w:tcPr>
+            <w:tcW w:w="0" w:type="auto"/>
+            <w:hideMark/>
+          </w:tcPr>
+          <w:p>
+            <w:r>
+              <w:t>Интерактивное описание и тестирование эндпоинтов (реализован)</w:t>
             </w:r>
           </w:p>
         </w:tc>
@@ -1210,63 +699,30 @@
             <w:hideMark/>
           </w:tcPr>
           <w:p>
-            <w:pPr>
-              <w:pStyle w:val="a4"/>
-              <w:rPr>
-                <w:sz w:val="24"/>
-                <w:szCs w:val="24"/>
-              </w:rPr>
-            </w:pPr>
-            <w:r>
-              <w:rPr>
-                <w:sz w:val="24"/>
-                <w:szCs w:val="24"/>
-              </w:rPr>
-              <w:t>Документация API</w:t>
-            </w:r>
-          </w:p>
-        </w:tc>
-        <w:tc>
-          <w:tcPr>
-            <w:tcW w:w="0" w:type="auto"/>
-            <w:hideMark/>
-          </w:tcPr>
-          <w:p>
-            <w:pPr>
-              <w:pStyle w:val="a4"/>
-              <w:rPr>
-                <w:sz w:val="24"/>
-                <w:szCs w:val="24"/>
-              </w:rPr>
-            </w:pPr>
-            <w:r>
-              <w:rPr>
-                <w:sz w:val="24"/>
-                <w:szCs w:val="24"/>
-              </w:rPr>
-              <w:t>Swagger / OpenAPI</w:t>
-            </w:r>
-          </w:p>
-        </w:tc>
-        <w:tc>
-          <w:tcPr>
-            <w:tcW w:w="0" w:type="auto"/>
-            <w:hideMark/>
-          </w:tcPr>
-          <w:p>
-            <w:pPr>
-              <w:pStyle w:val="a4"/>
-              <w:rPr>
-                <w:sz w:val="24"/>
-                <w:szCs w:val="24"/>
-              </w:rPr>
-            </w:pPr>
-            <w:r>
-              <w:rPr>
-                <w:sz w:val="24"/>
-                <w:szCs w:val="24"/>
-              </w:rPr>
-              <w:t>Описание и тестирование API</w:t>
+            <w:r>
+              <w:t>Логи</w:t>
+            </w:r>
+          </w:p>
+        </w:tc>
+        <w:tc>
+          <w:tcPr>
+            <w:tcW w:w="0" w:type="auto"/>
+            <w:hideMark/>
+          </w:tcPr>
+          <w:p>
+            <w:r>
+              <w:t>Microsoft.Extensions.Logging / Serilog</w:t>
+            </w:r>
+          </w:p>
+        </w:tc>
+        <w:tc>
+          <w:tcPr>
+            <w:tcW w:w="0" w:type="auto"/>
+            <w:hideMark/>
+          </w:tcPr>
+          <w:p>
+            <w:r>
+              <w:t>Журналирование работы API и анализаторов (реализован стандартный логгер .NET)</w:t>
             </w:r>
           </w:p>
         </w:tc>
@@ -1278,63 +734,31 @@
             <w:hideMark/>
           </w:tcPr>
           <w:p>
-            <w:pPr>
-              <w:pStyle w:val="a4"/>
-              <w:rPr>
-                <w:sz w:val="24"/>
-                <w:szCs w:val="24"/>
-              </w:rPr>
-            </w:pPr>
-            <w:r>
-              <w:rPr>
-                <w:sz w:val="24"/>
-                <w:szCs w:val="24"/>
-              </w:rPr>
-              <w:t>Логи</w:t>
-            </w:r>
-          </w:p>
-        </w:tc>
-        <w:tc>
-          <w:tcPr>
-            <w:tcW w:w="0" w:type="auto"/>
-            <w:hideMark/>
-          </w:tcPr>
-          <w:p>
-            <w:pPr>
-              <w:pStyle w:val="a4"/>
-              <w:rPr>
-                <w:sz w:val="24"/>
-                <w:szCs w:val="24"/>
-              </w:rPr>
-            </w:pPr>
-            <w:r>
-              <w:rPr>
-                <w:sz w:val="24"/>
-                <w:szCs w:val="24"/>
-              </w:rPr>
-              <w:t>Serilog</w:t>
-            </w:r>
-          </w:p>
-        </w:tc>
-        <w:tc>
-          <w:tcPr>
-            <w:tcW w:w="0" w:type="auto"/>
-            <w:hideMark/>
-          </w:tcPr>
-          <w:p>
-            <w:pPr>
-              <w:pStyle w:val="a4"/>
-              <w:rPr>
-                <w:sz w:val="24"/>
-                <w:szCs w:val="24"/>
-              </w:rPr>
-            </w:pPr>
-            <w:r>
-              <w:rPr>
-                <w:sz w:val="24"/>
-                <w:szCs w:val="24"/>
-              </w:rPr>
-              <w:t>Журналирование работы системы</w:t>
+            <w:r>
+              <w:lastRenderedPageBreak/>
+              <w:t>Тестирование</w:t>
+            </w:r>
+          </w:p>
+        </w:tc>
+        <w:tc>
+          <w:tcPr>
+            <w:tcW w:w="0" w:type="auto"/>
+            <w:hideMark/>
+          </w:tcPr>
+          <w:p>
+            <w:r>
+              <w:t>xUnit</w:t>
+            </w:r>
+          </w:p>
+        </w:tc>
+        <w:tc>
+          <w:tcPr>
+            <w:tcW w:w="0" w:type="auto"/>
+            <w:hideMark/>
+          </w:tcPr>
+          <w:p>
+            <w:r>
+              <w:t>Unit- и интеграционные тесты анализаторов и бэкенда (реализован)</w:t>
             </w:r>
           </w:p>
         </w:tc>
@@ -1346,87 +770,7 @@
             <w:hideMark/>
           </w:tcPr>
           <w:p>
-            <w:pPr>
-              <w:pStyle w:val="a4"/>
-              <w:rPr>
-                <w:sz w:val="24"/>
-                <w:szCs w:val="24"/>
-              </w:rPr>
-            </w:pPr>
-            <w:r>
-              <w:rPr>
-                <w:sz w:val="24"/>
-                <w:szCs w:val="24"/>
-              </w:rPr>
-              <w:lastRenderedPageBreak/>
-              <w:t>Тестирование</w:t>
-            </w:r>
-          </w:p>
-        </w:tc>
-        <w:tc>
-          <w:tcPr>
-            <w:tcW w:w="0" w:type="auto"/>
-            <w:hideMark/>
-          </w:tcPr>
-          <w:p>
-            <w:pPr>
-              <w:pStyle w:val="a4"/>
-              <w:rPr>
-                <w:sz w:val="24"/>
-                <w:szCs w:val="24"/>
-              </w:rPr>
-            </w:pPr>
-            <w:r>
-              <w:rPr>
-                <w:sz w:val="24"/>
-                <w:szCs w:val="24"/>
-              </w:rPr>
-              <w:t>xUnit</w:t>
-            </w:r>
-          </w:p>
-        </w:tc>
-        <w:tc>
-          <w:tcPr>
-            <w:tcW w:w="0" w:type="auto"/>
-            <w:hideMark/>
-          </w:tcPr>
-          <w:p>
-            <w:pPr>
-              <w:pStyle w:val="a4"/>
-              <w:rPr>
-                <w:sz w:val="24"/>
-                <w:szCs w:val="24"/>
-              </w:rPr>
-            </w:pPr>
-            <w:r>
-              <w:rPr>
-                <w:sz w:val="24"/>
-                <w:szCs w:val="24"/>
-              </w:rPr>
-              <w:t>Unit-тесты анализаторов и backend</w:t>
-            </w:r>
-          </w:p>
-        </w:tc>
-      </w:tr>
-      <w:tr>
-        <w:tc>
-          <w:tcPr>
-            <w:tcW w:w="0" w:type="auto"/>
-            <w:hideMark/>
-          </w:tcPr>
-          <w:p>
-            <w:pPr>
-              <w:pStyle w:val="a4"/>
-              <w:rPr>
-                <w:sz w:val="24"/>
-                <w:szCs w:val="24"/>
-              </w:rPr>
-            </w:pPr>
-            <w:r>
-              <w:rPr>
-                <w:sz w:val="24"/>
-                <w:szCs w:val="24"/>
-              </w:rPr>
+            <w:r>
               <w:t>CI/CD</w:t>
             </w:r>
           </w:p>
@@ -1437,18 +781,7 @@
             <w:hideMark/>
           </w:tcPr>
           <w:p>
-            <w:pPr>
-              <w:pStyle w:val="a4"/>
-              <w:rPr>
-                <w:sz w:val="24"/>
-                <w:szCs w:val="24"/>
-              </w:rPr>
-            </w:pPr>
-            <w:r>
-              <w:rPr>
-                <w:sz w:val="24"/>
-                <w:szCs w:val="24"/>
-              </w:rPr>
+            <w:r>
               <w:t>GitHub Actions</w:t>
             </w:r>
           </w:p>
@@ -1459,19 +792,8 @@
             <w:hideMark/>
           </w:tcPr>
           <w:p>
-            <w:pPr>
-              <w:pStyle w:val="a4"/>
-              <w:rPr>
-                <w:sz w:val="24"/>
-                <w:szCs w:val="24"/>
-              </w:rPr>
-            </w:pPr>
-            <w:r>
-              <w:rPr>
-                <w:sz w:val="24"/>
-                <w:szCs w:val="24"/>
-              </w:rPr>
-              <w:t>Автоматическая сборка и тестирование</w:t>
+            <w:r>
+              <w:t>Автоматическая сборка и тестирование (перспектива развития)</w:t>
             </w:r>
           </w:p>
         </w:tc>
@@ -1718,13 +1040,11 @@
         <w:pStyle w:val="a4"/>
       </w:pPr>
       <w:r>
-        <w:t xml:space="preserve">По сути, </w:t>
-      </w:r>
-      <w:r>
-        <w:t>проверка структуры базы данных на соответствие требованиям 1НФ, 2НФ и 3НФ, анализ ключей, связей, ссылочной целостности и индексов</w:t>
-      </w:r>
-      <w:r>
-        <w:t>.</w:t>
+        <w:t xml:space="preserve">По сути, выполняется анализ структуры базы данных на основе метаданных EF Core: выявление отсутствующих первичных ключей, внешних ключей без навигационных свойств или индексов, неявных связей многие-ко-многим и дублирующихся индексов, а также эвристический анализ </w:t>
+      </w:r>
+      <w:r>
+        <w:lastRenderedPageBreak/>
+        <w:t>нормализации схемы (без претензии на автоматическое математическое доказательство 2НФ и 3НФ).</w:t>
       </w:r>
     </w:p>
     <w:p>
@@ -1736,44 +1056,37 @@
         </w:numPr>
       </w:pPr>
       <w:r>
-        <w:t>А</w:t>
-      </w:r>
-      <w:r>
-        <w:t>нализ работы приложения с БД.</w:t>
-      </w:r>
-    </w:p>
-    <w:p>
-      <w:pPr>
-        <w:pStyle w:val="a4"/>
-      </w:pPr>
-      <w:r>
-        <w:t>Система собирает SQL-запросы приложения и анализирует их последовательность.</w:t>
+        <w:t>Анализ SQL и обращений к базе данных (целевой компонент MVP — статический SqlAnalyzer).</w:t>
+      </w:r>
+    </w:p>
+    <w:p>
+      <w:pPr>
+        <w:pStyle w:val="a4"/>
+      </w:pPr>
+      <w:r>
+        <w:t>Вместо динамического перехвата запросов во время выполнения приложения (runtime interception), который невозможен при автономном статическом анализе репозитория, система использует статический анализ кода C# (Roslyn) для обнаружения потенциальных проблем взаимодействия с БД.</w:t>
+      </w:r>
+    </w:p>
+    <w:p>
+      <w:pPr>
+        <w:pStyle w:val="a4"/>
+      </w:pPr>
+      <w:r>
+        <w:t>В целевой состав MVP включены следующие статические проверки:</w:t>
       </w:r>
     </w:p>
     <w:p>
       <w:pPr>
         <w:pStyle w:val="a4"/>
         <w:rPr>
-          <w:lang w:val="en-US"/>
+          <w:i/>
+          <w:iCs/>
+          <w:sz w:val="22"/>
+          <w:szCs w:val="22"/>
         </w:rPr>
       </w:pPr>
       <w:r>
-        <w:t>Например</w:t>
-      </w:r>
-      <w:r>
-        <w:rPr>
-          <w:lang w:val="en-US"/>
-        </w:rPr>
-        <w:t xml:space="preserve">, </w:t>
-      </w:r>
-      <w:r>
-        <w:t>обнаруживает</w:t>
-      </w:r>
-      <w:r>
-        <w:rPr>
-          <w:lang w:val="en-US"/>
-        </w:rPr>
-        <w:t>:</w:t>
+        <w:t>1. Правило SQL001 (Warning) — обнаружение потенциально небезопасного формирования SQL через интерполяцию или конкатенацию строк при вызове методов EF Core (например, FromSqlRaw, ExecuteSqlRaw).</w:t>
       </w:r>
     </w:p>
     <w:p>
@@ -1788,6 +1101,27 @@
         </w:rPr>
       </w:pPr>
       <w:r>
+        <w:t>Пример</w:t>
+      </w:r>
+      <w:r>
+        <w:rPr>
+          <w:lang w:val="en-US"/>
+        </w:rPr>
+        <w:t xml:space="preserve"> </w:t>
+      </w:r>
+      <w:r>
+        <w:t>проблемы</w:t>
+      </w:r>
+      <w:r>
+        <w:rPr>
+          <w:lang w:val="en-US"/>
+        </w:rPr>
+        <w:t>:</w:t>
+      </w:r>
+    </w:p>
+    <w:p>
+      <w:pPr>
+        <w:pStyle w:val="a4"/>
         <w:rPr>
           <w:i/>
           <w:iCs/>
@@ -1795,7 +1129,12 @@
           <w:szCs w:val="22"/>
           <w:lang w:val="en-US"/>
         </w:rPr>
-        <w:t>SELECT ... FROM Orders;</w:t>
+      </w:pPr>
+      <w:r>
+        <w:rPr>
+          <w:lang w:val="en-US"/>
+        </w:rPr>
+        <w:t>var sql = $"SELECT * FROM Users WHERE Id = {userId}";</w:t>
       </w:r>
     </w:p>
     <w:p>
@@ -1811,68 +1150,9 @@
       </w:pPr>
       <w:r>
         <w:rPr>
-          <w:i/>
-          <w:iCs/>
-          <w:sz w:val="22"/>
-          <w:szCs w:val="22"/>
           <w:lang w:val="en-US"/>
         </w:rPr>
-        <w:t>SELECT ... FROM Products WHERE Id = 1;</w:t>
-      </w:r>
-    </w:p>
-    <w:p>
-      <w:pPr>
-        <w:pStyle w:val="a4"/>
-        <w:rPr>
-          <w:i/>
-          <w:iCs/>
-          <w:sz w:val="22"/>
-          <w:szCs w:val="22"/>
-          <w:lang w:val="en-US"/>
-        </w:rPr>
-      </w:pPr>
-      <w:r>
-        <w:rPr>
-          <w:i/>
-          <w:iCs/>
-          <w:sz w:val="22"/>
-          <w:szCs w:val="22"/>
-          <w:lang w:val="en-US"/>
-        </w:rPr>
-        <w:lastRenderedPageBreak/>
-        <w:t>SELECT ... FROM Products WHERE Id = 2;</w:t>
-      </w:r>
-    </w:p>
-    <w:p>
-      <w:pPr>
-        <w:pStyle w:val="a4"/>
-        <w:rPr>
-          <w:i/>
-          <w:iCs/>
-          <w:sz w:val="22"/>
-          <w:szCs w:val="22"/>
-          <w:lang w:val="en-US"/>
-        </w:rPr>
-      </w:pPr>
-      <w:r>
-        <w:rPr>
-          <w:i/>
-          <w:iCs/>
-          <w:sz w:val="22"/>
-          <w:szCs w:val="22"/>
-          <w:lang w:val="en-US"/>
-        </w:rPr>
-        <w:t xml:space="preserve">SELECT ... </w:t>
-      </w:r>
-      <w:r>
-        <w:rPr>
-          <w:i/>
-          <w:iCs/>
-          <w:sz w:val="22"/>
-          <w:szCs w:val="22"/>
-          <w:lang w:val="en-US"/>
-        </w:rPr>
-        <w:t>FROM Products WHERE Id = 3;</w:t>
+        <w:t>var users = db.Users.FromSqlRaw(sql);</w:t>
       </w:r>
     </w:p>
     <w:p>
@@ -1886,196 +1166,118 @@
         </w:rPr>
       </w:pPr>
       <w:r>
+        <w:t>Правило отличает такие вызовы от безопасных параметризованных методов FromSqlInterpolated и ExecuteSqlInterpolated.</w:t>
+      </w:r>
+    </w:p>
+    <w:p>
+      <w:pPr>
+        <w:pStyle w:val="a4"/>
+      </w:pPr>
+      <w:r>
+        <w:t>2. Правило SQL002 (Info) — обнаружение явного использования конструкции SELECT * в строковых SQL-запросах, передаваемых методам выполнения SQL.</w:t>
+      </w:r>
+    </w:p>
+    <w:p>
+      <w:pPr>
+        <w:pStyle w:val="a4"/>
+      </w:pPr>
+      <w:r>
+        <w:t>В перспективе развития системы возможно добавление статических правил поиска обращений к навигационным свойствам внутри циклов (потенциальный N+1) и избыточных вызовов методов материализации данных.</w:t>
+      </w:r>
+    </w:p>
+    <w:p>
+      <w:pPr>
+        <w:pStyle w:val="a4"/>
+        <w:numPr>
+          <w:ilvl w:val="0"/>
+          <w:numId w:val="4"/>
+        </w:numPr>
+      </w:pPr>
+      <w:r>
+        <w:t>Безопасность (перспектива развития — SecurityAnalyzer).</w:t>
+      </w:r>
+    </w:p>
+    <w:p>
+      <w:pPr>
+        <w:pStyle w:val="a4"/>
+      </w:pPr>
+      <w:r>
+        <w:t>В рамках дальнейшего развития планируется добавить модуль статического анализа безопасности, который сможет искать:</w:t>
+      </w:r>
+    </w:p>
+    <w:p>
+      <w:pPr>
+        <w:pStyle w:val="a4"/>
+      </w:pPr>
+      <w:r>
+        <w:t>– захардкоженные пароли, токены и API-ключи прямо в исходном коде и конфигурационных файлах;</w:t>
+      </w:r>
+    </w:p>
+    <w:p>
+      <w:pPr>
+        <w:pStyle w:val="a4"/>
+      </w:pPr>
+      <w:r>
+        <w:lastRenderedPageBreak/>
+        <w:t>– чувствительные данные в открытом виде в appsettings.json;</w:t>
+      </w:r>
+    </w:p>
+    <w:p>
+      <w:pPr>
+        <w:pStyle w:val="a4"/>
+      </w:pPr>
+      <w:r>
+        <w:t>– небезопасные настройки middleware ASP.NET Core (например, чрезмерно открытые политики CORS);</w:t>
+      </w:r>
+    </w:p>
+    <w:p>
+      <w:pPr>
+        <w:pStyle w:val="a4"/>
+      </w:pPr>
+      <w:r>
+        <w:t>– потенциальные уязвимости в используемых сторонних пакетах.</w:t>
+      </w:r>
+    </w:p>
+    <w:p>
+      <w:pPr>
+        <w:pStyle w:val="a4"/>
+        <w:numPr>
+          <w:ilvl w:val="0"/>
+          <w:numId w:val="4"/>
+        </w:numPr>
+      </w:pPr>
+      <w:r>
+        <w:t>Интеграция с GitHub и история анализов.</w:t>
+      </w:r>
+    </w:p>
+    <w:p>
+      <w:pPr>
+        <w:pStyle w:val="a4"/>
+      </w:pPr>
+      <w:r>
+        <w:t>Пользователь подключает репозиторий через API. Система обращается к GitHub REST API, загружает исходный код коммита в виде архива, распаковывает его и выполняет комплексный анализ.</w:t>
+      </w:r>
+    </w:p>
+    <w:p>
+      <w:pPr>
+        <w:pStyle w:val="a4"/>
+      </w:pPr>
+      <w:r>
+        <w:t>Результаты каждого анализа сохраняются в PostgreSQL с привязкой к конкретному коммиту проекта. Это позволяет сохранять историю проверок, отслеживать динамику устранения проблем и сравнивать результаты между коммитами:</w:t>
+      </w:r>
+    </w:p>
+    <w:p>
+      <w:pPr>
+        <w:pStyle w:val="a4"/>
         <w:rPr>
           <w:i/>
           <w:iCs/>
           <w:sz w:val="22"/>
           <w:szCs w:val="22"/>
         </w:rPr>
-        <w:t>...</w:t>
-      </w:r>
-    </w:p>
-    <w:p>
-      <w:pPr>
-        <w:pStyle w:val="a4"/>
-      </w:pPr>
-      <w:r>
-        <w:t>После чего сообщает:</w:t>
-      </w:r>
-    </w:p>
-    <w:p>
-      <w:pPr>
-        <w:pStyle w:val="a4"/>
-      </w:pPr>
-      <w:r>
-        <w:t>«Обнаружен потенциальный N+1 запрос».</w:t>
-      </w:r>
-    </w:p>
-    <w:p>
-      <w:pPr>
-        <w:pStyle w:val="a4"/>
-      </w:pPr>
-      <w:r>
-        <w:t>Также можно искать:</w:t>
-      </w:r>
-    </w:p>
-    <w:p>
-      <w:pPr>
-        <w:pStyle w:val="a4"/>
-        <w:numPr>
-          <w:ilvl w:val="0"/>
-          <w:numId w:val="9"/>
-        </w:numPr>
-      </w:pPr>
-      <w:r>
-        <w:t>большое количество одинаковых запросов;</w:t>
-      </w:r>
-    </w:p>
-    <w:p>
-      <w:pPr>
-        <w:pStyle w:val="a4"/>
-        <w:numPr>
-          <w:ilvl w:val="0"/>
-          <w:numId w:val="9"/>
-        </w:numPr>
-      </w:pPr>
-      <w:r>
-        <w:t>повторное выполнение одного запроса;</w:t>
-      </w:r>
-    </w:p>
-    <w:p>
-      <w:pPr>
-        <w:pStyle w:val="a4"/>
-        <w:numPr>
-          <w:ilvl w:val="0"/>
-          <w:numId w:val="9"/>
-        </w:numPr>
-      </w:pPr>
-      <w:r>
-        <w:t>избыточные обращения к БД;</w:t>
-      </w:r>
-    </w:p>
-    <w:p>
-      <w:pPr>
-        <w:pStyle w:val="a4"/>
-        <w:numPr>
-          <w:ilvl w:val="0"/>
-          <w:numId w:val="9"/>
-        </w:numPr>
-      </w:pPr>
-      <w:r>
-        <w:t>запросы, которые потенциально требуют индекса;</w:t>
-      </w:r>
-    </w:p>
-    <w:p>
-      <w:pPr>
-        <w:pStyle w:val="a4"/>
-        <w:numPr>
-          <w:ilvl w:val="0"/>
-          <w:numId w:val="9"/>
-        </w:numPr>
-      </w:pPr>
-      <w:r>
-        <w:t>слишком длинные последовательности запросов.</w:t>
-      </w:r>
-    </w:p>
-    <w:p>
-      <w:pPr>
-        <w:pStyle w:val="a4"/>
-        <w:numPr>
-          <w:ilvl w:val="0"/>
-          <w:numId w:val="4"/>
-        </w:numPr>
-      </w:pPr>
-      <w:r>
-        <w:t>Б</w:t>
-      </w:r>
-      <w:r>
-        <w:t>езопасность.</w:t>
-      </w:r>
-    </w:p>
-    <w:p>
-      <w:pPr>
-        <w:pStyle w:val="a4"/>
-      </w:pPr>
-      <w:r>
-        <w:t>Базовый анализ может искать:</w:t>
-      </w:r>
-    </w:p>
-    <w:p>
-      <w:pPr>
-        <w:pStyle w:val="a4"/>
-      </w:pPr>
-      <w:r>
-        <w:t>– пароли и ключи прямо в исходном коде;</w:t>
-      </w:r>
-    </w:p>
-    <w:p>
-      <w:pPr>
-        <w:pStyle w:val="a4"/>
-      </w:pPr>
-      <w:r>
-        <w:t>– чувствительные данные в конфигурации;</w:t>
-      </w:r>
-    </w:p>
-    <w:p>
-      <w:pPr>
-        <w:pStyle w:val="a4"/>
-      </w:pPr>
-      <w:r>
-        <w:t>– потенциальные SQL-инъекции;</w:t>
-      </w:r>
-    </w:p>
-    <w:p>
-      <w:pPr>
-        <w:pStyle w:val="a4"/>
-      </w:pPr>
-      <w:r>
-        <w:t>– небезопасную обработку пользовательского ввода;</w:t>
-      </w:r>
-    </w:p>
-    <w:p>
-      <w:pPr>
-        <w:pStyle w:val="a4"/>
-      </w:pPr>
-      <w:r>
-        <w:t>– потенциально опасные настройки ASP.NET Core;</w:t>
-      </w:r>
-    </w:p>
-    <w:p>
-      <w:pPr>
-        <w:pStyle w:val="a4"/>
-      </w:pPr>
-      <w:r>
-        <w:t>– известные проблемы с используемыми NuGet-пакетами.</w:t>
-      </w:r>
-    </w:p>
-    <w:p>
-      <w:pPr>
-        <w:pStyle w:val="a4"/>
-        <w:numPr>
-          <w:ilvl w:val="0"/>
-          <w:numId w:val="4"/>
-        </w:numPr>
-      </w:pPr>
-      <w:r>
-        <w:t>GitHub.</w:t>
-      </w:r>
-    </w:p>
-    <w:p>
-      <w:pPr>
-        <w:pStyle w:val="a4"/>
-      </w:pPr>
-      <w:r>
-        <w:t>Пользователь подключает GitHub-репозиторий через API.</w:t>
-      </w:r>
-    </w:p>
-    <w:p>
-      <w:pPr>
-        <w:pStyle w:val="a4"/>
-      </w:pPr>
-      <w:r>
-        <w:t>Система получает данные о репозитории и запускает анализ. После этого результаты можно хранить у себя и показывать историю:</w:t>
+      </w:pPr>
+      <w:r>
+        <w:t>Проект</w:t>
       </w:r>
     </w:p>
     <w:p>
@@ -2089,13 +1291,21 @@
         </w:rPr>
       </w:pPr>
       <w:r>
+        <w:t xml:space="preserve"> ├─ Анализ коммита #1 — Завершён (найдено замечаний: 12)</w:t>
+      </w:r>
+    </w:p>
+    <w:p>
+      <w:pPr>
+        <w:pStyle w:val="a4"/>
         <w:rPr>
           <w:i/>
           <w:iCs/>
           <w:sz w:val="22"/>
           <w:szCs w:val="22"/>
         </w:rPr>
-        <w:t>Проект</w:t>
+      </w:pPr>
+      <w:r>
+        <w:t xml:space="preserve"> ├─ Анализ коммита #2 — Завершён (найдено замечаний: 8)</w:t>
       </w:r>
     </w:p>
     <w:p>
@@ -2109,64 +1319,15 @@
         </w:rPr>
       </w:pPr>
       <w:r>
-        <w:rPr>
-          <w:i/>
-          <w:iCs/>
-          <w:sz w:val="22"/>
-          <w:szCs w:val="22"/>
-        </w:rPr>
-        <w:t xml:space="preserve"> ├─ Анализ #1 – 74/100</w:t>
-      </w:r>
-    </w:p>
-    <w:p>
-      <w:pPr>
-        <w:pStyle w:val="a4"/>
-        <w:rPr>
-          <w:i/>
-          <w:iCs/>
-          <w:sz w:val="22"/>
-          <w:szCs w:val="22"/>
-        </w:rPr>
-      </w:pPr>
-      <w:r>
-        <w:rPr>
-          <w:i/>
-          <w:iCs/>
-          <w:sz w:val="22"/>
-          <w:szCs w:val="22"/>
-        </w:rPr>
-        <w:t xml:space="preserve"> ├─ Анализ #2 – 81/100</w:t>
-      </w:r>
-    </w:p>
-    <w:p>
-      <w:pPr>
-        <w:pStyle w:val="a4"/>
-        <w:rPr>
-          <w:i/>
-          <w:iCs/>
-          <w:sz w:val="22"/>
-          <w:szCs w:val="22"/>
-        </w:rPr>
-      </w:pPr>
-      <w:r>
-        <w:rPr>
-          <w:i/>
-          <w:iCs/>
-          <w:sz w:val="22"/>
-          <w:szCs w:val="22"/>
-        </w:rPr>
-        <w:t xml:space="preserve"> └─ Анализ #3 – 87/100</w:t>
-      </w:r>
-    </w:p>
-    <w:p>
-      <w:pPr>
-        <w:pStyle w:val="a4"/>
-      </w:pPr>
-      <w:r>
-        <w:t>Система хранит историю состояния проекта и позволяет отслеживать, уменьшается ли количество проблем после внесения изменений</w:t>
-      </w:r>
-      <w:r>
-        <w:t>.</w:t>
+        <w:t xml:space="preserve"> └─ Анализ коммита #3 — Завершён (найдено замечаний: 3)</w:t>
+      </w:r>
+    </w:p>
+    <w:p>
+      <w:pPr>
+        <w:pStyle w:val="a4"/>
+      </w:pPr>
+      <w:r>
+        <w:t>(Комплексный числовой скоринг проекта по шкале 0–100 рассматривается как перспектива развития алгоритма агрегации отчётов).</w:t>
       </w:r>
     </w:p>
     <w:p>
@@ -2192,7 +1353,6 @@
         <w:pStyle w:val="a4"/>
       </w:pPr>
       <w:r>
-        <w:lastRenderedPageBreak/>
         <w:t>Не просто</w:t>
       </w:r>
       <w:r>
@@ -2237,6 +1397,9 @@
     <w:p>
       <w:pPr>
         <w:pStyle w:val="a4"/>
+        <w:rPr>
+          <w:lang w:val="en-US"/>
+        </w:rPr>
       </w:pPr>
       <w:r>
         <w:t>Примерная а</w:t>
@@ -2248,12 +1411,12 @@
     <w:p>
       <w:pPr>
         <w:pStyle w:val="a4"/>
-        <w:ind w:firstLine="0"/>
       </w:pPr>
       <w:r>
         <w:rPr>
           <w:noProof/>
         </w:rPr>
+        <w:lastRenderedPageBreak/>
         <w:drawing>
           <wp:inline distT="0" distB="0" distL="0" distR="0" wp14:anchorId="63384B4A" wp14:editId="01AD3725">
             <wp:extent cx="4730993" cy="3981655"/>
@@ -2334,8 +1497,8 @@
         <w:tblLook w:val="04A0" w:firstRow="1" w:lastRow="0" w:firstColumn="1" w:lastColumn="0" w:noHBand="0" w:noVBand="1"/>
       </w:tblPr>
       <w:tblGrid>
-        <w:gridCol w:w="3402"/>
-        <w:gridCol w:w="5943"/>
+        <w:gridCol w:w="3174"/>
+        <w:gridCol w:w="6171"/>
       </w:tblGrid>
       <w:tr>
         <w:trPr>
@@ -2401,18 +1564,7 @@
             <w:hideMark/>
           </w:tcPr>
           <w:p>
-            <w:pPr>
-              <w:pStyle w:val="a4"/>
-              <w:rPr>
-                <w:sz w:val="24"/>
-                <w:szCs w:val="24"/>
-              </w:rPr>
-            </w:pPr>
-            <w:r>
-              <w:rPr>
-                <w:sz w:val="24"/>
-                <w:szCs w:val="24"/>
-              </w:rPr>
+            <w:r>
               <w:t>Ошибки в структуре C# проекта</w:t>
             </w:r>
           </w:p>
@@ -2423,19 +1575,8 @@
             <w:hideMark/>
           </w:tcPr>
           <w:p>
-            <w:pPr>
-              <w:pStyle w:val="a4"/>
-              <w:rPr>
-                <w:sz w:val="24"/>
-                <w:szCs w:val="24"/>
-              </w:rPr>
-            </w:pPr>
-            <w:r>
-              <w:rPr>
-                <w:sz w:val="24"/>
-                <w:szCs w:val="24"/>
-              </w:rPr>
-              <w:t>Автоматически анализирует код</w:t>
+            <w:r>
+              <w:t>Анализирует AST с помощью Roslyn (правила CSHARP001, CSHARP002; реализовано)</w:t>
             </w:r>
           </w:p>
         </w:tc>
@@ -2447,18 +1588,7 @@
             <w:hideMark/>
           </w:tcPr>
           <w:p>
-            <w:pPr>
-              <w:pStyle w:val="a4"/>
-              <w:rPr>
-                <w:sz w:val="24"/>
-                <w:szCs w:val="24"/>
-              </w:rPr>
-            </w:pPr>
-            <w:r>
-              <w:rPr>
-                <w:sz w:val="24"/>
-                <w:szCs w:val="24"/>
-              </w:rPr>
+            <w:r>
               <w:t>Нарушения архитектуры</w:t>
             </w:r>
           </w:p>
@@ -2469,19 +1599,8 @@
             <w:hideMark/>
           </w:tcPr>
           <w:p>
-            <w:pPr>
-              <w:pStyle w:val="a4"/>
-              <w:rPr>
-                <w:sz w:val="24"/>
-                <w:szCs w:val="24"/>
-              </w:rPr>
-            </w:pPr>
-            <w:r>
-              <w:rPr>
-                <w:sz w:val="24"/>
-                <w:szCs w:val="24"/>
-              </w:rPr>
-              <w:t>Проверяет зависимости и заданные правила</w:t>
+            <w:r>
+              <w:t>Проверяет зависимости и размеры классов/методов (реализовано / расширяется)</w:t>
             </w:r>
           </w:p>
         </w:tc>
@@ -2493,41 +1612,19 @@
             <w:hideMark/>
           </w:tcPr>
           <w:p>
-            <w:pPr>
-              <w:pStyle w:val="a4"/>
-              <w:rPr>
-                <w:sz w:val="24"/>
-                <w:szCs w:val="24"/>
-              </w:rPr>
-            </w:pPr>
-            <w:r>
-              <w:rPr>
-                <w:sz w:val="24"/>
-                <w:szCs w:val="24"/>
-              </w:rPr>
-              <w:t>Проблемы базы данных</w:t>
-            </w:r>
-          </w:p>
-        </w:tc>
-        <w:tc>
-          <w:tcPr>
-            <w:tcW w:w="0" w:type="auto"/>
-            <w:hideMark/>
-          </w:tcPr>
-          <w:p>
-            <w:pPr>
-              <w:pStyle w:val="a4"/>
-              <w:rPr>
-                <w:sz w:val="24"/>
-                <w:szCs w:val="24"/>
-              </w:rPr>
-            </w:pPr>
-            <w:r>
-              <w:rPr>
-                <w:sz w:val="24"/>
-                <w:szCs w:val="24"/>
-              </w:rPr>
-              <w:t>Анализирует структуру БД и EF-модели</w:t>
+            <w:r>
+              <w:t>Проблемы структуры базы данных</w:t>
+            </w:r>
+          </w:p>
+        </w:tc>
+        <w:tc>
+          <w:tcPr>
+            <w:tcW w:w="0" w:type="auto"/>
+            <w:hideMark/>
+          </w:tcPr>
+          <w:p>
+            <w:r>
+              <w:t>Анализирует метаданные EF Core: PK, связи, индексы (правила DB01–DB05; реализовано)</w:t>
             </w:r>
           </w:p>
         </w:tc>
@@ -2539,41 +1636,19 @@
             <w:hideMark/>
           </w:tcPr>
           <w:p>
-            <w:pPr>
-              <w:pStyle w:val="a4"/>
-              <w:rPr>
-                <w:sz w:val="24"/>
-                <w:szCs w:val="24"/>
-              </w:rPr>
-            </w:pPr>
-            <w:r>
-              <w:rPr>
-                <w:sz w:val="24"/>
-                <w:szCs w:val="24"/>
-              </w:rPr>
-              <w:t>Нарушение НФ</w:t>
-            </w:r>
-          </w:p>
-        </w:tc>
-        <w:tc>
-          <w:tcPr>
-            <w:tcW w:w="0" w:type="auto"/>
-            <w:hideMark/>
-          </w:tcPr>
-          <w:p>
-            <w:pPr>
-              <w:pStyle w:val="a4"/>
-              <w:rPr>
-                <w:sz w:val="24"/>
-                <w:szCs w:val="24"/>
-              </w:rPr>
-            </w:pPr>
-            <w:r>
-              <w:rPr>
-                <w:sz w:val="24"/>
-                <w:szCs w:val="24"/>
-              </w:rPr>
-              <w:t>Выдаёт предупреждения</w:t>
+            <w:r>
+              <w:t>Нарушение нормализации схемы</w:t>
+            </w:r>
+          </w:p>
+        </w:tc>
+        <w:tc>
+          <w:tcPr>
+            <w:tcW w:w="0" w:type="auto"/>
+            <w:hideMark/>
+          </w:tcPr>
+          <w:p>
+            <w:r>
+              <w:t>Выполняет эвристический анализ нормализации (без математического доказательства 3НФ)</w:t>
             </w:r>
           </w:p>
         </w:tc>
@@ -2585,41 +1660,19 @@
             <w:hideMark/>
           </w:tcPr>
           <w:p>
-            <w:pPr>
-              <w:pStyle w:val="a4"/>
-              <w:rPr>
-                <w:sz w:val="24"/>
-                <w:szCs w:val="24"/>
-              </w:rPr>
-            </w:pPr>
-            <w:r>
-              <w:rPr>
-                <w:sz w:val="24"/>
-                <w:szCs w:val="24"/>
-              </w:rPr>
-              <w:t>N+1</w:t>
-            </w:r>
-          </w:p>
-        </w:tc>
-        <w:tc>
-          <w:tcPr>
-            <w:tcW w:w="0" w:type="auto"/>
-            <w:hideMark/>
-          </w:tcPr>
-          <w:p>
-            <w:pPr>
-              <w:pStyle w:val="a4"/>
-              <w:rPr>
-                <w:sz w:val="24"/>
-                <w:szCs w:val="24"/>
-              </w:rPr>
-            </w:pPr>
-            <w:r>
-              <w:rPr>
-                <w:sz w:val="24"/>
-                <w:szCs w:val="24"/>
-              </w:rPr>
-              <w:t>Анализирует фактические SQL-запросы</w:t>
+            <w:r>
+              <w:t>Небезопасный SQL</w:t>
+            </w:r>
+          </w:p>
+        </w:tc>
+        <w:tc>
+          <w:tcPr>
+            <w:tcW w:w="0" w:type="auto"/>
+            <w:hideMark/>
+          </w:tcPr>
+          <w:p>
+            <w:r>
+              <w:t>Статически ищет интерполяцию в FromSqlRaw (SQL001) и SELECT * (SQL002) (целевой MVP)</w:t>
             </w:r>
           </w:p>
         </w:tc>
@@ -2631,41 +1684,19 @@
             <w:hideMark/>
           </w:tcPr>
           <w:p>
-            <w:pPr>
-              <w:pStyle w:val="a4"/>
-              <w:rPr>
-                <w:sz w:val="24"/>
-                <w:szCs w:val="24"/>
-              </w:rPr>
-            </w:pPr>
-            <w:r>
-              <w:rPr>
-                <w:sz w:val="24"/>
-                <w:szCs w:val="24"/>
-              </w:rPr>
-              <w:t>Избыточные запросы</w:t>
-            </w:r>
-          </w:p>
-        </w:tc>
-        <w:tc>
-          <w:tcPr>
-            <w:tcW w:w="0" w:type="auto"/>
-            <w:hideMark/>
-          </w:tcPr>
-          <w:p>
-            <w:pPr>
-              <w:pStyle w:val="a4"/>
-              <w:rPr>
-                <w:sz w:val="24"/>
-                <w:szCs w:val="24"/>
-              </w:rPr>
-            </w:pPr>
-            <w:r>
-              <w:rPr>
-                <w:sz w:val="24"/>
-                <w:szCs w:val="24"/>
-              </w:rPr>
-              <w:t>Ищет повторяющиеся обращения</w:t>
+            <w:r>
+              <w:t>Проблемы N+1 и избыточные запросы</w:t>
+            </w:r>
+          </w:p>
+        </w:tc>
+        <w:tc>
+          <w:tcPr>
+            <w:tcW w:w="0" w:type="auto"/>
+            <w:hideMark/>
+          </w:tcPr>
+          <w:p>
+            <w:r>
+              <w:t>Статический поиск навигаций в циклах (перспектива развития)</w:t>
             </w:r>
           </w:p>
         </w:tc>
@@ -2677,18 +1708,7 @@
             <w:hideMark/>
           </w:tcPr>
           <w:p>
-            <w:pPr>
-              <w:pStyle w:val="a4"/>
-              <w:rPr>
-                <w:sz w:val="24"/>
-                <w:szCs w:val="24"/>
-              </w:rPr>
-            </w:pPr>
-            <w:r>
-              <w:rPr>
-                <w:sz w:val="24"/>
-                <w:szCs w:val="24"/>
-              </w:rPr>
+            <w:r>
               <w:t>Потенциальные security-проблемы</w:t>
             </w:r>
           </w:p>
@@ -2699,19 +1719,8 @@
             <w:hideMark/>
           </w:tcPr>
           <w:p>
-            <w:pPr>
-              <w:pStyle w:val="a4"/>
-              <w:rPr>
-                <w:sz w:val="24"/>
-                <w:szCs w:val="24"/>
-              </w:rPr>
-            </w:pPr>
-            <w:r>
-              <w:rPr>
-                <w:sz w:val="24"/>
-                <w:szCs w:val="24"/>
-              </w:rPr>
-              <w:t>Выполняет набор автоматических проверок</w:t>
+            <w:r>
+              <w:t>Поиск захардкоженных секретов и опасных настроек (перспектива развития)</w:t>
             </w:r>
           </w:p>
         </w:tc>
@@ -2723,18 +1732,7 @@
             <w:hideMark/>
           </w:tcPr>
           <w:p>
-            <w:pPr>
-              <w:pStyle w:val="a4"/>
-              <w:rPr>
-                <w:sz w:val="24"/>
-                <w:szCs w:val="24"/>
-              </w:rPr>
-            </w:pPr>
-            <w:r>
-              <w:rPr>
-                <w:sz w:val="24"/>
-                <w:szCs w:val="24"/>
-              </w:rPr>
+            <w:r>
               <w:t>Уязвимые зависимости</w:t>
             </w:r>
           </w:p>
@@ -2745,19 +1743,8 @@
             <w:hideMark/>
           </w:tcPr>
           <w:p>
-            <w:pPr>
-              <w:pStyle w:val="a4"/>
-              <w:rPr>
-                <w:sz w:val="24"/>
-                <w:szCs w:val="24"/>
-              </w:rPr>
-            </w:pPr>
-            <w:r>
-              <w:rPr>
-                <w:sz w:val="24"/>
-                <w:szCs w:val="24"/>
-              </w:rPr>
-              <w:t>Проверяет версии пакетов</w:t>
+            <w:r>
+              <w:t>Проверка пакетов по базам уязвимостей (перспектива развития)</w:t>
             </w:r>
           </w:p>
         </w:tc>
@@ -2769,19 +1756,7 @@
             <w:hideMark/>
           </w:tcPr>
           <w:p>
-            <w:pPr>
-              <w:pStyle w:val="a4"/>
-              <w:rPr>
-                <w:sz w:val="24"/>
-                <w:szCs w:val="24"/>
-              </w:rPr>
-            </w:pPr>
-            <w:r>
-              <w:rPr>
-                <w:sz w:val="24"/>
-                <w:szCs w:val="24"/>
-              </w:rPr>
-              <w:lastRenderedPageBreak/>
+            <w:r>
               <w:t>Сложно понять состояние проекта</w:t>
             </w:r>
           </w:p>
@@ -2792,19 +1767,8 @@
             <w:hideMark/>
           </w:tcPr>
           <w:p>
-            <w:pPr>
-              <w:pStyle w:val="a4"/>
-              <w:rPr>
-                <w:sz w:val="24"/>
-                <w:szCs w:val="24"/>
-              </w:rPr>
-            </w:pPr>
-            <w:r>
-              <w:rPr>
-                <w:sz w:val="24"/>
-                <w:szCs w:val="24"/>
-              </w:rPr>
-              <w:t>Формирует сводную оценку</w:t>
+            <w:r>
+              <w:t>Формирует структурированный список нарушений с рекомендациями (реализовано)</w:t>
             </w:r>
           </w:p>
         </w:tc>
@@ -2816,18 +1780,8 @@
             <w:hideMark/>
           </w:tcPr>
           <w:p>
-            <w:pPr>
-              <w:pStyle w:val="a4"/>
-              <w:rPr>
-                <w:sz w:val="24"/>
-                <w:szCs w:val="24"/>
-              </w:rPr>
-            </w:pPr>
-            <w:r>
-              <w:rPr>
-                <w:sz w:val="24"/>
-                <w:szCs w:val="24"/>
-              </w:rPr>
+            <w:r>
+              <w:lastRenderedPageBreak/>
               <w:t>Проблемы появляются снова</w:t>
             </w:r>
           </w:p>
@@ -2838,19 +1792,8 @@
             <w:hideMark/>
           </w:tcPr>
           <w:p>
-            <w:pPr>
-              <w:pStyle w:val="a4"/>
-              <w:rPr>
-                <w:sz w:val="24"/>
-                <w:szCs w:val="24"/>
-              </w:rPr>
-            </w:pPr>
-            <w:r>
-              <w:rPr>
-                <w:sz w:val="24"/>
-                <w:szCs w:val="24"/>
-              </w:rPr>
-              <w:t>Сохраняет историю анализов</w:t>
+            <w:r>
+              <w:t>Сохраняет историю анализов по коммитам в PostgreSQL (реализовано)</w:t>
             </w:r>
           </w:p>
         </w:tc>
@@ -2862,18 +1805,7 @@
             <w:hideMark/>
           </w:tcPr>
           <w:p>
-            <w:pPr>
-              <w:pStyle w:val="a4"/>
-              <w:rPr>
-                <w:sz w:val="24"/>
-                <w:szCs w:val="24"/>
-              </w:rPr>
-            </w:pPr>
-            <w:r>
-              <w:rPr>
-                <w:sz w:val="24"/>
-                <w:szCs w:val="24"/>
-              </w:rPr>
+            <w:r>
               <w:t>Репозиторий меняется</w:t>
             </w:r>
           </w:p>
@@ -2884,19 +1816,8 @@
             <w:hideMark/>
           </w:tcPr>
           <w:p>
-            <w:pPr>
-              <w:pStyle w:val="a4"/>
-              <w:rPr>
-                <w:sz w:val="24"/>
-                <w:szCs w:val="24"/>
-              </w:rPr>
-            </w:pPr>
-            <w:r>
-              <w:rPr>
-                <w:sz w:val="24"/>
-                <w:szCs w:val="24"/>
-              </w:rPr>
-              <w:t>Можно автоматически запускать повторный анализ через GitHub</w:t>
+            <w:r>
+              <w:t>Запуск анализа выбранного коммита через GitHub REST API (реализовано)</w:t>
             </w:r>
           </w:p>
         </w:tc>
